--- a/기획서/04. 맵 및 환경/학교_맵_상세.docx
+++ b/기획서/04. 맵 및 환경/학교_맵_상세.docx
@@ -8675,6 +8675,26 @@
       </w:pPr>
       <w:r>
         <w:t xml:space="preserve">6. 협동 기믹</w:t>
+      </w:r>
+    </w:p>
+    <w:p>
+      <w:pPr>
+        <w:pStyle w:val="BlockText"/>
+      </w:pPr>
+      <w:r>
+        <w:t xml:space="preserve">규칙 검증(근거 수집 → 판정)의 사비·샤무 경로는</w:t>
+      </w:r>
+      <w:r>
+        <w:t xml:space="preserve"> </w:t>
+      </w:r>
+      <w:r>
+        <w:rPr>
+          <w:rStyle w:val="VerbatimChar"/>
+        </w:rPr>
+        <w:t xml:space="preserve">학교_규칙_검증_기믹.md</w:t>
+      </w:r>
+      <w:r>
+        <w:t xml:space="preserve">를 따른다.</w:t>
       </w:r>
     </w:p>
     <w:bookmarkStart w:id="64" w:name="싱글-모드-전환-기반"/>
@@ -9721,6 +9741,240 @@
       <w:sz w:val="20"/>
       <w:szCs w:val="20"/>
     </w:rPr>
+  </w:style>
+  <w:style w:customStyle="1" w:styleId="SourceCode" w:type="paragraph">
+    <w:name w:val="Source Code"/>
+    <w:basedOn w:val="Normal"/>
+    <w:link w:val="VerbatimChar"/>
+    <w:pPr>
+      <w:wordWrap w:val="off"/>
+    </w:pPr>
+  </w:style>
+  <w:style w:customStyle="1" w:styleId="KeywordTok" w:type="character">
+    <w:name w:val="KeywordTok"/>
+    <w:basedOn w:val="VerbatimChar"/>
+    <w:rPr>
+      <w:color w:val="007020"/>
+      <w:b/>
+    </w:rPr>
+  </w:style>
+  <w:style w:customStyle="1" w:styleId="DataTypeTok" w:type="character">
+    <w:name w:val="DataTypeTok"/>
+    <w:basedOn w:val="VerbatimChar"/>
+    <w:rPr>
+      <w:color w:val="902000"/>
+    </w:rPr>
+  </w:style>
+  <w:style w:customStyle="1" w:styleId="DecValTok" w:type="character">
+    <w:name w:val="DecValTok"/>
+    <w:basedOn w:val="VerbatimChar"/>
+    <w:rPr>
+      <w:color w:val="40a070"/>
+    </w:rPr>
+  </w:style>
+  <w:style w:customStyle="1" w:styleId="BaseNTok" w:type="character">
+    <w:name w:val="BaseNTok"/>
+    <w:basedOn w:val="VerbatimChar"/>
+    <w:rPr>
+      <w:color w:val="40a070"/>
+    </w:rPr>
+  </w:style>
+  <w:style w:customStyle="1" w:styleId="FloatTok" w:type="character">
+    <w:name w:val="FloatTok"/>
+    <w:basedOn w:val="VerbatimChar"/>
+    <w:rPr>
+      <w:color w:val="40a070"/>
+    </w:rPr>
+  </w:style>
+  <w:style w:customStyle="1" w:styleId="ConstantTok" w:type="character">
+    <w:name w:val="ConstantTok"/>
+    <w:basedOn w:val="VerbatimChar"/>
+    <w:rPr>
+      <w:color w:val="880000"/>
+    </w:rPr>
+  </w:style>
+  <w:style w:customStyle="1" w:styleId="CharTok" w:type="character">
+    <w:name w:val="CharTok"/>
+    <w:basedOn w:val="VerbatimChar"/>
+    <w:rPr>
+      <w:color w:val="4070a0"/>
+    </w:rPr>
+  </w:style>
+  <w:style w:customStyle="1" w:styleId="SpecialCharTok" w:type="character">
+    <w:name w:val="SpecialCharTok"/>
+    <w:basedOn w:val="VerbatimChar"/>
+    <w:rPr>
+      <w:color w:val="4070a0"/>
+    </w:rPr>
+  </w:style>
+  <w:style w:customStyle="1" w:styleId="StringTok" w:type="character">
+    <w:name w:val="StringTok"/>
+    <w:basedOn w:val="VerbatimChar"/>
+    <w:rPr>
+      <w:color w:val="4070a0"/>
+    </w:rPr>
+  </w:style>
+  <w:style w:customStyle="1" w:styleId="VerbatimStringTok" w:type="character">
+    <w:name w:val="VerbatimStringTok"/>
+    <w:basedOn w:val="VerbatimChar"/>
+    <w:rPr>
+      <w:color w:val="4070a0"/>
+    </w:rPr>
+  </w:style>
+  <w:style w:customStyle="1" w:styleId="SpecialStringTok" w:type="character">
+    <w:name w:val="SpecialStringTok"/>
+    <w:basedOn w:val="VerbatimChar"/>
+    <w:rPr>
+      <w:color w:val="bb6688"/>
+    </w:rPr>
+  </w:style>
+  <w:style w:customStyle="1" w:styleId="ImportTok" w:type="character">
+    <w:name w:val="ImportTok"/>
+    <w:basedOn w:val="VerbatimChar"/>
+    <w:rPr>
+      <w:color w:val="008000"/>
+      <w:b/>
+    </w:rPr>
+  </w:style>
+  <w:style w:customStyle="1" w:styleId="CommentTok" w:type="character">
+    <w:name w:val="CommentTok"/>
+    <w:basedOn w:val="VerbatimChar"/>
+    <w:rPr>
+      <w:color w:val="60a0b0"/>
+      <w:i/>
+    </w:rPr>
+  </w:style>
+  <w:style w:customStyle="1" w:styleId="DocumentationTok" w:type="character">
+    <w:name w:val="DocumentationTok"/>
+    <w:basedOn w:val="VerbatimChar"/>
+    <w:rPr>
+      <w:color w:val="ba2121"/>
+      <w:i/>
+    </w:rPr>
+  </w:style>
+  <w:style w:customStyle="1" w:styleId="AnnotationTok" w:type="character">
+    <w:name w:val="AnnotationTok"/>
+    <w:basedOn w:val="VerbatimChar"/>
+    <w:rPr>
+      <w:color w:val="60a0b0"/>
+      <w:b/>
+      <w:i/>
+    </w:rPr>
+  </w:style>
+  <w:style w:customStyle="1" w:styleId="CommentVarTok" w:type="character">
+    <w:name w:val="CommentVarTok"/>
+    <w:basedOn w:val="VerbatimChar"/>
+    <w:rPr>
+      <w:color w:val="60a0b0"/>
+      <w:b/>
+      <w:i/>
+    </w:rPr>
+  </w:style>
+  <w:style w:customStyle="1" w:styleId="OtherTok" w:type="character">
+    <w:name w:val="OtherTok"/>
+    <w:basedOn w:val="VerbatimChar"/>
+    <w:rPr>
+      <w:color w:val="007020"/>
+    </w:rPr>
+  </w:style>
+  <w:style w:customStyle="1" w:styleId="FunctionTok" w:type="character">
+    <w:name w:val="FunctionTok"/>
+    <w:basedOn w:val="VerbatimChar"/>
+    <w:rPr>
+      <w:color w:val="06287e"/>
+    </w:rPr>
+  </w:style>
+  <w:style w:customStyle="1" w:styleId="VariableTok" w:type="character">
+    <w:name w:val="VariableTok"/>
+    <w:basedOn w:val="VerbatimChar"/>
+    <w:rPr>
+      <w:color w:val="19177c"/>
+    </w:rPr>
+  </w:style>
+  <w:style w:customStyle="1" w:styleId="ControlFlowTok" w:type="character">
+    <w:name w:val="ControlFlowTok"/>
+    <w:basedOn w:val="VerbatimChar"/>
+    <w:rPr>
+      <w:color w:val="007020"/>
+      <w:b/>
+    </w:rPr>
+  </w:style>
+  <w:style w:customStyle="1" w:styleId="OperatorTok" w:type="character">
+    <w:name w:val="OperatorTok"/>
+    <w:basedOn w:val="VerbatimChar"/>
+    <w:rPr>
+      <w:color w:val="666666"/>
+    </w:rPr>
+  </w:style>
+  <w:style w:customStyle="1" w:styleId="BuiltInTok" w:type="character">
+    <w:name w:val="BuiltInTok"/>
+    <w:basedOn w:val="VerbatimChar"/>
+    <w:rPr>
+      <w:color w:val="008000"/>
+    </w:rPr>
+  </w:style>
+  <w:style w:customStyle="1" w:styleId="ExtensionTok" w:type="character">
+    <w:name w:val="ExtensionTok"/>
+    <w:basedOn w:val="VerbatimChar"/>
+    <w:rPr/>
+  </w:style>
+  <w:style w:customStyle="1" w:styleId="PreprocessorTok" w:type="character">
+    <w:name w:val="PreprocessorTok"/>
+    <w:basedOn w:val="VerbatimChar"/>
+    <w:rPr>
+      <w:color w:val="bc7a00"/>
+    </w:rPr>
+  </w:style>
+  <w:style w:customStyle="1" w:styleId="AttributeTok" w:type="character">
+    <w:name w:val="AttributeTok"/>
+    <w:basedOn w:val="VerbatimChar"/>
+    <w:rPr>
+      <w:color w:val="7d9029"/>
+    </w:rPr>
+  </w:style>
+  <w:style w:customStyle="1" w:styleId="RegionMarkerTok" w:type="character">
+    <w:name w:val="RegionMarkerTok"/>
+    <w:basedOn w:val="VerbatimChar"/>
+    <w:rPr/>
+  </w:style>
+  <w:style w:customStyle="1" w:styleId="InformationTok" w:type="character">
+    <w:name w:val="InformationTok"/>
+    <w:basedOn w:val="VerbatimChar"/>
+    <w:rPr>
+      <w:color w:val="60a0b0"/>
+      <w:b/>
+      <w:i/>
+    </w:rPr>
+  </w:style>
+  <w:style w:customStyle="1" w:styleId="WarningTok" w:type="character">
+    <w:name w:val="WarningTok"/>
+    <w:basedOn w:val="VerbatimChar"/>
+    <w:rPr>
+      <w:color w:val="60a0b0"/>
+      <w:b/>
+      <w:i/>
+    </w:rPr>
+  </w:style>
+  <w:style w:customStyle="1" w:styleId="AlertTok" w:type="character">
+    <w:name w:val="AlertTok"/>
+    <w:basedOn w:val="VerbatimChar"/>
+    <w:rPr>
+      <w:color w:val="ff0000"/>
+      <w:b/>
+    </w:rPr>
+  </w:style>
+  <w:style w:customStyle="1" w:styleId="ErrorTok" w:type="character">
+    <w:name w:val="ErrorTok"/>
+    <w:basedOn w:val="VerbatimChar"/>
+    <w:rPr>
+      <w:color w:val="ff0000"/>
+      <w:b/>
+    </w:rPr>
+  </w:style>
+  <w:style w:customStyle="1" w:styleId="NormalTok" w:type="character">
+    <w:name w:val="NormalTok"/>
+    <w:basedOn w:val="VerbatimChar"/>
+    <w:rPr/>
   </w:style>
   <w:style w:type="paragraph" w:customStyle="1" w:styleId="SourceCode">
     <w:name w:val="Source Code"/>
